--- a/RapportFinal.docx
+++ b/RapportFinal.docx
@@ -479,12 +479,12 @@
           <wp:inline distB="114300" distT="114300" distL="114300" distR="114300">
             <wp:extent cx="3375188" cy="1826312"/>
             <wp:effectExtent b="0" l="0" r="0" t="0"/>
-            <wp:docPr id="1" name="image1.png"/>
+            <wp:docPr id="2" name="image4.png"/>
             <a:graphic>
               <a:graphicData uri="http://schemas.openxmlformats.org/drawingml/2006/picture">
                 <pic:pic>
                   <pic:nvPicPr>
-                    <pic:cNvPr id="0" name="image1.png"/>
+                    <pic:cNvPr id="0" name="image4.png"/>
                     <pic:cNvPicPr preferRelativeResize="0"/>
                   </pic:nvPicPr>
                   <pic:blipFill>
@@ -661,17 +661,1245 @@
     </w:p>
     <w:p>
       <w:pPr>
-        <w:rPr/>
-      </w:pPr>
-      <w:r>
-        <w:rPr>
-          <w:rtl w:val="0"/>
-        </w:rPr>
-        <w:t xml:space="preserve">lala</w:t>
+        <w:pStyle w:val="Heading1"/>
+        <w:keepNext w:val="0"/>
+        <w:keepLines w:val="0"/>
+        <w:numPr>
+          <w:ilvl w:val="0"/>
+          <w:numId w:val="1"/>
+        </w:numPr>
+        <w:spacing w:after="80" w:before="240" w:lineRule="auto"/>
+        <w:ind w:left="720" w:hanging="360"/>
+        <w:jc w:val="both"/>
+        <w:rPr>
+          <w:rFonts w:ascii="Proxima Nova" w:cs="Proxima Nova" w:eastAsia="Proxima Nova" w:hAnsi="Proxima Nova"/>
+          <w:sz w:val="32"/>
+          <w:szCs w:val="32"/>
+          <w:u w:val="none"/>
+        </w:rPr>
+      </w:pPr>
+      <w:bookmarkStart w:colFirst="0" w:colLast="0" w:name="_d449ynybykjf" w:id="2"/>
+      <w:bookmarkEnd w:id="2"/>
+      <w:r>
+        <w:rPr>
+          <w:rFonts w:ascii="Proxima Nova" w:cs="Proxima Nova" w:eastAsia="Proxima Nova" w:hAnsi="Proxima Nova"/>
+          <w:sz w:val="32"/>
+          <w:szCs w:val="32"/>
+          <w:rtl w:val="0"/>
+        </w:rPr>
+        <w:t xml:space="preserve">Schéma d'architecture logicielle du démonstrateur</w:t>
+      </w:r>
+    </w:p>
+    <w:p>
+      <w:pPr>
+        <w:ind w:left="0" w:firstLine="0"/>
+        <w:rPr/>
+      </w:pPr>
+      <w:r>
+        <w:rPr>
+          <w:rtl w:val="0"/>
+        </w:rPr>
+      </w:r>
+    </w:p>
+    <w:p>
+      <w:pPr>
+        <w:rPr/>
+      </w:pPr>
+      <w:r>
+        <w:rPr/>
+        <w:drawing>
+          <wp:inline distB="114300" distT="114300" distL="114300" distR="114300">
+            <wp:extent cx="6211459" cy="4790028"/>
+            <wp:effectExtent b="0" l="0" r="0" t="0"/>
+            <wp:docPr id="3" name="image2.png"/>
+            <a:graphic>
+              <a:graphicData uri="http://schemas.openxmlformats.org/drawingml/2006/picture">
+                <pic:pic>
+                  <pic:nvPicPr>
+                    <pic:cNvPr id="0" name="image2.png"/>
+                    <pic:cNvPicPr preferRelativeResize="0"/>
+                  </pic:nvPicPr>
+                  <pic:blipFill>
+                    <a:blip r:embed="rId7"/>
+                    <a:srcRect b="0" l="0" r="0" t="0"/>
+                    <a:stretch>
+                      <a:fillRect/>
+                    </a:stretch>
+                  </pic:blipFill>
+                  <pic:spPr>
+                    <a:xfrm>
+                      <a:off x="0" y="0"/>
+                      <a:ext cx="6211459" cy="4790028"/>
+                    </a:xfrm>
+                    <a:prstGeom prst="rect"/>
+                    <a:ln/>
+                  </pic:spPr>
+                </pic:pic>
+              </a:graphicData>
+            </a:graphic>
+          </wp:inline>
+        </w:drawing>
+      </w:r>
+      <w:r>
+        <w:rPr>
+          <w:rtl w:val="0"/>
+        </w:rPr>
+      </w:r>
+    </w:p>
+    <w:p>
+      <w:pPr>
+        <w:rPr/>
+      </w:pPr>
+      <w:r>
+        <w:rPr>
+          <w:rtl w:val="0"/>
+        </w:rPr>
+      </w:r>
+    </w:p>
+    <w:p>
+      <w:pPr>
+        <w:jc w:val="center"/>
+        <w:rPr>
+          <w:sz w:val="20"/>
+          <w:szCs w:val="20"/>
+        </w:rPr>
+      </w:pPr>
+      <w:r>
+        <w:rPr>
+          <w:sz w:val="20"/>
+          <w:szCs w:val="20"/>
+          <w:rtl w:val="0"/>
+        </w:rPr>
+        <w:t xml:space="preserve">Figure n°1 : Schéma Architecture logicielle</w:t>
+      </w:r>
+    </w:p>
+    <w:p>
+      <w:pPr>
+        <w:rPr/>
+      </w:pPr>
+      <w:r>
+        <w:rPr>
+          <w:rtl w:val="0"/>
+        </w:rPr>
+      </w:r>
+    </w:p>
+    <w:p>
+      <w:pPr>
+        <w:rPr/>
+      </w:pPr>
+      <w:r>
+        <w:rPr>
+          <w:rtl w:val="0"/>
+        </w:rPr>
+      </w:r>
+    </w:p>
+    <w:p>
+      <w:pPr>
+        <w:rPr/>
+      </w:pPr>
+      <w:r>
+        <w:rPr>
+          <w:rtl w:val="0"/>
+        </w:rPr>
+      </w:r>
+    </w:p>
+    <w:p>
+      <w:pPr>
+        <w:rPr/>
+      </w:pPr>
+      <w:r>
+        <w:rPr>
+          <w:rtl w:val="0"/>
+        </w:rPr>
+      </w:r>
+    </w:p>
+    <w:p>
+      <w:pPr>
+        <w:rPr/>
+      </w:pPr>
+      <w:r>
+        <w:rPr>
+          <w:rtl w:val="0"/>
+        </w:rPr>
+      </w:r>
+    </w:p>
+    <w:p>
+      <w:pPr>
+        <w:rPr/>
+      </w:pPr>
+      <w:r>
+        <w:rPr>
+          <w:rtl w:val="0"/>
+        </w:rPr>
+      </w:r>
+    </w:p>
+    <w:p>
+      <w:pPr>
+        <w:rPr/>
+      </w:pPr>
+      <w:r>
+        <w:br w:type="page"/>
+      </w:r>
+      <w:r>
+        <w:rPr>
+          <w:rtl w:val="0"/>
+        </w:rPr>
+      </w:r>
+    </w:p>
+    <w:p>
+      <w:pPr>
+        <w:pStyle w:val="Heading1"/>
+        <w:keepNext w:val="0"/>
+        <w:keepLines w:val="0"/>
+        <w:numPr>
+          <w:ilvl w:val="0"/>
+          <w:numId w:val="1"/>
+        </w:numPr>
+        <w:spacing w:after="80" w:before="240" w:lineRule="auto"/>
+        <w:ind w:left="720" w:hanging="360"/>
+        <w:jc w:val="both"/>
+        <w:rPr>
+          <w:rFonts w:ascii="Proxima Nova" w:cs="Proxima Nova" w:eastAsia="Proxima Nova" w:hAnsi="Proxima Nova"/>
+          <w:sz w:val="32"/>
+          <w:szCs w:val="32"/>
+        </w:rPr>
+      </w:pPr>
+      <w:bookmarkStart w:colFirst="0" w:colLast="0" w:name="_l5eypxjksjv" w:id="3"/>
+      <w:bookmarkEnd w:id="3"/>
+      <w:r>
+        <w:rPr>
+          <w:rFonts w:ascii="Proxima Nova" w:cs="Proxima Nova" w:eastAsia="Proxima Nova" w:hAnsi="Proxima Nova"/>
+          <w:sz w:val="32"/>
+          <w:szCs w:val="32"/>
+          <w:rtl w:val="0"/>
+        </w:rPr>
+        <w:t xml:space="preserve">Schéma d'architecture applicative cible</w:t>
+      </w:r>
+    </w:p>
+    <w:p>
+      <w:pPr>
+        <w:rPr/>
+      </w:pPr>
+      <w:r>
+        <w:rPr/>
+        <w:drawing>
+          <wp:inline distB="114300" distT="114300" distL="114300" distR="114300">
+            <wp:extent cx="3595688" cy="7454675"/>
+            <wp:effectExtent b="0" l="0" r="0" t="0"/>
+            <wp:docPr id="1" name="image1.png"/>
+            <a:graphic>
+              <a:graphicData uri="http://schemas.openxmlformats.org/drawingml/2006/picture">
+                <pic:pic>
+                  <pic:nvPicPr>
+                    <pic:cNvPr id="0" name="image1.png"/>
+                    <pic:cNvPicPr preferRelativeResize="0"/>
+                  </pic:nvPicPr>
+                  <pic:blipFill>
+                    <a:blip r:embed="rId8"/>
+                    <a:srcRect b="0" l="0" r="0" t="0"/>
+                    <a:stretch>
+                      <a:fillRect/>
+                    </a:stretch>
+                  </pic:blipFill>
+                  <pic:spPr>
+                    <a:xfrm>
+                      <a:off x="0" y="0"/>
+                      <a:ext cx="3595688" cy="7454675"/>
+                    </a:xfrm>
+                    <a:prstGeom prst="rect"/>
+                    <a:ln/>
+                  </pic:spPr>
+                </pic:pic>
+              </a:graphicData>
+            </a:graphic>
+          </wp:inline>
+        </w:drawing>
+      </w:r>
+      <w:r>
+        <w:rPr>
+          <w:rtl w:val="0"/>
+        </w:rPr>
+      </w:r>
+    </w:p>
+    <w:p>
+      <w:pPr>
+        <w:rPr/>
+      </w:pPr>
+      <w:r>
+        <w:rPr>
+          <w:rtl w:val="0"/>
+        </w:rPr>
+      </w:r>
+    </w:p>
+    <w:p>
+      <w:pPr>
+        <w:rPr/>
+      </w:pPr>
+      <w:r>
+        <w:rPr>
+          <w:rtl w:val="0"/>
+        </w:rPr>
+      </w:r>
+    </w:p>
+    <w:p>
+      <w:pPr>
+        <w:rPr/>
+      </w:pPr>
+      <w:r>
+        <w:rPr>
+          <w:rtl w:val="0"/>
+        </w:rPr>
+      </w:r>
+    </w:p>
+    <w:p>
+      <w:pPr>
+        <w:rPr/>
+      </w:pPr>
+      <w:r>
+        <w:rPr>
+          <w:rtl w:val="0"/>
+        </w:rPr>
+      </w:r>
+    </w:p>
+    <w:p>
+      <w:pPr>
+        <w:rPr/>
+      </w:pPr>
+      <w:r>
+        <w:rPr>
+          <w:rtl w:val="0"/>
+        </w:rPr>
+      </w:r>
+    </w:p>
+    <w:p>
+      <w:pPr>
+        <w:rPr/>
+      </w:pPr>
+      <w:r>
+        <w:rPr>
+          <w:rtl w:val="0"/>
+        </w:rPr>
+      </w:r>
+    </w:p>
+    <w:p>
+      <w:pPr>
+        <w:rPr/>
+      </w:pPr>
+      <w:r>
+        <w:rPr>
+          <w:rtl w:val="0"/>
+        </w:rPr>
+      </w:r>
+    </w:p>
+    <w:p>
+      <w:pPr>
+        <w:rPr/>
+      </w:pPr>
+      <w:r>
+        <w:rPr>
+          <w:rtl w:val="0"/>
+        </w:rPr>
+      </w:r>
+    </w:p>
+    <w:p>
+      <w:pPr>
+        <w:rPr/>
+      </w:pPr>
+      <w:r>
+        <w:rPr>
+          <w:rtl w:val="0"/>
+        </w:rPr>
+      </w:r>
+    </w:p>
+    <w:p>
+      <w:pPr>
+        <w:rPr/>
+      </w:pPr>
+      <w:r>
+        <w:rPr>
+          <w:rtl w:val="0"/>
+        </w:rPr>
+      </w:r>
+    </w:p>
+    <w:p>
+      <w:pPr>
+        <w:rPr/>
+      </w:pPr>
+      <w:r>
+        <w:rPr>
+          <w:rtl w:val="0"/>
+        </w:rPr>
+      </w:r>
+    </w:p>
+    <w:p>
+      <w:pPr>
+        <w:pStyle w:val="Heading1"/>
+        <w:numPr>
+          <w:ilvl w:val="0"/>
+          <w:numId w:val="1"/>
+        </w:numPr>
+        <w:spacing w:after="240" w:before="240" w:lineRule="auto"/>
+        <w:ind w:left="720" w:hanging="360"/>
+        <w:jc w:val="both"/>
+        <w:rPr>
+          <w:rFonts w:ascii="Proxima Nova" w:cs="Proxima Nova" w:eastAsia="Proxima Nova" w:hAnsi="Proxima Nova"/>
+          <w:sz w:val="32"/>
+          <w:szCs w:val="32"/>
+          <w:u w:val="none"/>
+        </w:rPr>
+      </w:pPr>
+      <w:bookmarkStart w:colFirst="0" w:colLast="0" w:name="_8lxnx3xl8gwz" w:id="4"/>
+      <w:bookmarkEnd w:id="4"/>
+      <w:r>
+        <w:rPr>
+          <w:rFonts w:ascii="Proxima Nova" w:cs="Proxima Nova" w:eastAsia="Proxima Nova" w:hAnsi="Proxima Nova"/>
+          <w:sz w:val="32"/>
+          <w:szCs w:val="32"/>
+          <w:rtl w:val="0"/>
+        </w:rPr>
+        <w:t xml:space="preserve">Choix technologiques et justifications</w:t>
+      </w:r>
+    </w:p>
+    <w:tbl>
+      <w:tblPr>
+        <w:tblStyle w:val="Table1"/>
+        <w:tblW w:w="9000.0" w:type="dxa"/>
+        <w:jc w:val="left"/>
+        <w:tblBorders>
+          <w:top w:color="000000" w:space="0" w:sz="8" w:val="single"/>
+          <w:left w:color="000000" w:space="0" w:sz="8" w:val="single"/>
+          <w:bottom w:color="000000" w:space="0" w:sz="8" w:val="single"/>
+          <w:right w:color="000000" w:space="0" w:sz="8" w:val="single"/>
+          <w:insideH w:color="000000" w:space="0" w:sz="8" w:val="single"/>
+          <w:insideV w:color="000000" w:space="0" w:sz="8" w:val="single"/>
+        </w:tblBorders>
+        <w:tblLayout w:type="fixed"/>
+        <w:tblLook w:val="0600"/>
+      </w:tblPr>
+      <w:tblGrid>
+        <w:gridCol w:w="2295"/>
+        <w:gridCol w:w="2250"/>
+        <w:gridCol w:w="4455"/>
+        <w:tblGridChange w:id="0">
+          <w:tblGrid>
+            <w:gridCol w:w="2295"/>
+            <w:gridCol w:w="2250"/>
+            <w:gridCol w:w="4455"/>
+          </w:tblGrid>
+        </w:tblGridChange>
+      </w:tblGrid>
+      <w:tr>
+        <w:trPr>
+          <w:cantSplit w:val="0"/>
+          <w:tblHeader w:val="0"/>
+        </w:trPr>
+        <w:tc>
+          <w:tcPr>
+            <w:tcBorders>
+              <w:top w:color="000000" w:space="0" w:sz="8" w:val="single"/>
+              <w:left w:color="000000" w:space="0" w:sz="8" w:val="single"/>
+              <w:bottom w:color="000000" w:space="0" w:sz="8" w:val="single"/>
+              <w:right w:color="000000" w:space="0" w:sz="8" w:val="single"/>
+            </w:tcBorders>
+            <w:shd w:fill="cccccc" w:val="clear"/>
+            <w:tcMar>
+              <w:top w:w="100.0" w:type="dxa"/>
+              <w:left w:w="100.0" w:type="dxa"/>
+              <w:bottom w:w="100.0" w:type="dxa"/>
+              <w:right w:w="100.0" w:type="dxa"/>
+            </w:tcMar>
+            <w:vAlign w:val="top"/>
+          </w:tcPr>
+          <w:p>
+            <w:pPr>
+              <w:spacing w:line="240" w:lineRule="auto"/>
+              <w:jc w:val="both"/>
+              <w:rPr>
+                <w:rFonts w:ascii="Proxima Nova" w:cs="Proxima Nova" w:eastAsia="Proxima Nova" w:hAnsi="Proxima Nova"/>
+              </w:rPr>
+            </w:pPr>
+            <w:r>
+              <w:rPr>
+                <w:rFonts w:ascii="Proxima Nova" w:cs="Proxima Nova" w:eastAsia="Proxima Nova" w:hAnsi="Proxima Nova"/>
+                <w:b w:val="1"/>
+                <w:bCs w:val="1"/>
+                <w:rtl w:val="0"/>
+              </w:rPr>
+              <w:t xml:space="preserve">Couche</w:t>
+            </w:r>
+            <w:r>
+              <w:rPr>
+                <w:rtl w:val="0"/>
+              </w:rPr>
+            </w:r>
+          </w:p>
+        </w:tc>
+        <w:tc>
+          <w:tcPr>
+            <w:tcBorders>
+              <w:top w:color="000000" w:space="0" w:sz="8" w:val="single"/>
+              <w:left w:color="000000" w:space="0" w:sz="8" w:val="single"/>
+              <w:bottom w:color="000000" w:space="0" w:sz="8" w:val="single"/>
+              <w:right w:color="000000" w:space="0" w:sz="8" w:val="single"/>
+            </w:tcBorders>
+            <w:shd w:fill="cccccc" w:val="clear"/>
+            <w:tcMar>
+              <w:top w:w="100.0" w:type="dxa"/>
+              <w:left w:w="100.0" w:type="dxa"/>
+              <w:bottom w:w="100.0" w:type="dxa"/>
+              <w:right w:w="100.0" w:type="dxa"/>
+            </w:tcMar>
+            <w:vAlign w:val="top"/>
+          </w:tcPr>
+          <w:p>
+            <w:pPr>
+              <w:spacing w:line="240" w:lineRule="auto"/>
+              <w:jc w:val="both"/>
+              <w:rPr>
+                <w:rFonts w:ascii="Proxima Nova" w:cs="Proxima Nova" w:eastAsia="Proxima Nova" w:hAnsi="Proxima Nova"/>
+              </w:rPr>
+            </w:pPr>
+            <w:r>
+              <w:rPr>
+                <w:rFonts w:ascii="Proxima Nova" w:cs="Proxima Nova" w:eastAsia="Proxima Nova" w:hAnsi="Proxima Nova"/>
+                <w:b w:val="1"/>
+                <w:bCs w:val="1"/>
+                <w:rtl w:val="0"/>
+              </w:rPr>
+              <w:t xml:space="preserve">Choix</w:t>
+            </w:r>
+            <w:r>
+              <w:rPr>
+                <w:rtl w:val="0"/>
+              </w:rPr>
+            </w:r>
+          </w:p>
+        </w:tc>
+        <w:tc>
+          <w:tcPr>
+            <w:tcBorders>
+              <w:top w:color="000000" w:space="0" w:sz="8" w:val="single"/>
+              <w:left w:color="000000" w:space="0" w:sz="8" w:val="single"/>
+              <w:bottom w:color="000000" w:space="0" w:sz="8" w:val="single"/>
+              <w:right w:color="000000" w:space="0" w:sz="8" w:val="single"/>
+            </w:tcBorders>
+            <w:shd w:fill="cccccc" w:val="clear"/>
+            <w:tcMar>
+              <w:top w:w="100.0" w:type="dxa"/>
+              <w:left w:w="100.0" w:type="dxa"/>
+              <w:bottom w:w="100.0" w:type="dxa"/>
+              <w:right w:w="100.0" w:type="dxa"/>
+            </w:tcMar>
+            <w:vAlign w:val="top"/>
+          </w:tcPr>
+          <w:p>
+            <w:pPr>
+              <w:spacing w:line="240" w:lineRule="auto"/>
+              <w:jc w:val="both"/>
+              <w:rPr>
+                <w:rFonts w:ascii="Proxima Nova" w:cs="Proxima Nova" w:eastAsia="Proxima Nova" w:hAnsi="Proxima Nova"/>
+              </w:rPr>
+            </w:pPr>
+            <w:r>
+              <w:rPr>
+                <w:rFonts w:ascii="Proxima Nova" w:cs="Proxima Nova" w:eastAsia="Proxima Nova" w:hAnsi="Proxima Nova"/>
+                <w:b w:val="1"/>
+                <w:bCs w:val="1"/>
+                <w:rtl w:val="0"/>
+              </w:rPr>
+              <w:t xml:space="preserve">Justification</w:t>
+            </w:r>
+            <w:r>
+              <w:rPr>
+                <w:rtl w:val="0"/>
+              </w:rPr>
+            </w:r>
+          </w:p>
+        </w:tc>
+      </w:tr>
+      <w:tr>
+        <w:trPr>
+          <w:cantSplit w:val="0"/>
+          <w:tblHeader w:val="0"/>
+        </w:trPr>
+        <w:tc>
+          <w:tcPr>
+            <w:tcBorders>
+              <w:top w:color="000000" w:space="0" w:sz="8" w:val="single"/>
+              <w:left w:color="000000" w:space="0" w:sz="8" w:val="single"/>
+              <w:bottom w:color="000000" w:space="0" w:sz="8" w:val="single"/>
+              <w:right w:color="000000" w:space="0" w:sz="8" w:val="single"/>
+            </w:tcBorders>
+            <w:tcMar>
+              <w:top w:w="100.0" w:type="dxa"/>
+              <w:left w:w="100.0" w:type="dxa"/>
+              <w:bottom w:w="100.0" w:type="dxa"/>
+              <w:right w:w="100.0" w:type="dxa"/>
+            </w:tcMar>
+            <w:vAlign w:val="top"/>
+          </w:tcPr>
+          <w:p>
+            <w:pPr>
+              <w:spacing w:line="240" w:lineRule="auto"/>
+              <w:rPr>
+                <w:rFonts w:ascii="Proxima Nova" w:cs="Proxima Nova" w:eastAsia="Proxima Nova" w:hAnsi="Proxima Nova"/>
+              </w:rPr>
+            </w:pPr>
+            <w:r>
+              <w:rPr>
+                <w:rFonts w:ascii="Proxima Nova" w:cs="Proxima Nova" w:eastAsia="Proxima Nova" w:hAnsi="Proxima Nova"/>
+                <w:b w:val="1"/>
+                <w:bCs w:val="1"/>
+                <w:rtl w:val="0"/>
+              </w:rPr>
+              <w:t xml:space="preserve">Présentation</w:t>
+            </w:r>
+            <w:r>
+              <w:rPr>
+                <w:rtl w:val="0"/>
+              </w:rPr>
+            </w:r>
+          </w:p>
+        </w:tc>
+        <w:tc>
+          <w:tcPr>
+            <w:tcBorders>
+              <w:top w:color="000000" w:space="0" w:sz="8" w:val="single"/>
+              <w:left w:color="000000" w:space="0" w:sz="8" w:val="single"/>
+              <w:bottom w:color="000000" w:space="0" w:sz="8" w:val="single"/>
+              <w:right w:color="000000" w:space="0" w:sz="8" w:val="single"/>
+            </w:tcBorders>
+            <w:tcMar>
+              <w:top w:w="100.0" w:type="dxa"/>
+              <w:left w:w="100.0" w:type="dxa"/>
+              <w:bottom w:w="100.0" w:type="dxa"/>
+              <w:right w:w="100.0" w:type="dxa"/>
+            </w:tcMar>
+            <w:vAlign w:val="top"/>
+          </w:tcPr>
+          <w:p>
+            <w:pPr>
+              <w:spacing w:line="240" w:lineRule="auto"/>
+              <w:rPr>
+                <w:rFonts w:ascii="Proxima Nova" w:cs="Proxima Nova" w:eastAsia="Proxima Nova" w:hAnsi="Proxima Nova"/>
+              </w:rPr>
+            </w:pPr>
+            <w:r>
+              <w:rPr>
+                <w:rFonts w:ascii="Proxima Nova" w:cs="Proxima Nova" w:eastAsia="Proxima Nova" w:hAnsi="Proxima Nova"/>
+                <w:rtl w:val="0"/>
+              </w:rPr>
+              <w:t xml:space="preserve">Angular</w:t>
+            </w:r>
+          </w:p>
+        </w:tc>
+        <w:tc>
+          <w:tcPr>
+            <w:tcBorders>
+              <w:top w:color="000000" w:space="0" w:sz="8" w:val="single"/>
+              <w:left w:color="000000" w:space="0" w:sz="8" w:val="single"/>
+              <w:bottom w:color="000000" w:space="0" w:sz="8" w:val="single"/>
+              <w:right w:color="000000" w:space="0" w:sz="8" w:val="single"/>
+            </w:tcBorders>
+            <w:tcMar>
+              <w:top w:w="100.0" w:type="dxa"/>
+              <w:left w:w="100.0" w:type="dxa"/>
+              <w:bottom w:w="100.0" w:type="dxa"/>
+              <w:right w:w="100.0" w:type="dxa"/>
+            </w:tcMar>
+            <w:vAlign w:val="top"/>
+          </w:tcPr>
+          <w:p>
+            <w:pPr>
+              <w:spacing w:line="240" w:lineRule="auto"/>
+              <w:rPr>
+                <w:rFonts w:ascii="Proxima Nova" w:cs="Proxima Nova" w:eastAsia="Proxima Nova" w:hAnsi="Proxima Nova"/>
+              </w:rPr>
+            </w:pPr>
+            <w:r>
+              <w:rPr>
+                <w:rFonts w:ascii="Proxima Nova" w:cs="Proxima Nova" w:eastAsia="Proxima Nova" w:hAnsi="Proxima Nova"/>
+                <w:rtl w:val="0"/>
+              </w:rPr>
+              <w:t xml:space="preserve">Outil standard pour construire des interfaces web modernes. Il impose une organisation claire du code, ce qui facilite le travail en équipe sur un même projet. </w:t>
+            </w:r>
+          </w:p>
+        </w:tc>
+      </w:tr>
+      <w:tr>
+        <w:trPr>
+          <w:cantSplit w:val="0"/>
+          <w:tblHeader w:val="0"/>
+        </w:trPr>
+        <w:tc>
+          <w:tcPr>
+            <w:tcBorders>
+              <w:top w:color="000000" w:space="0" w:sz="8" w:val="single"/>
+              <w:left w:color="000000" w:space="0" w:sz="8" w:val="single"/>
+              <w:bottom w:color="000000" w:space="0" w:sz="8" w:val="single"/>
+              <w:right w:color="000000" w:space="0" w:sz="8" w:val="single"/>
+            </w:tcBorders>
+            <w:tcMar>
+              <w:top w:w="100.0" w:type="dxa"/>
+              <w:left w:w="100.0" w:type="dxa"/>
+              <w:bottom w:w="100.0" w:type="dxa"/>
+              <w:right w:w="100.0" w:type="dxa"/>
+            </w:tcMar>
+            <w:vAlign w:val="top"/>
+          </w:tcPr>
+          <w:p>
+            <w:pPr>
+              <w:spacing w:line="240" w:lineRule="auto"/>
+              <w:rPr>
+                <w:rFonts w:ascii="Proxima Nova" w:cs="Proxima Nova" w:eastAsia="Proxima Nova" w:hAnsi="Proxima Nova"/>
+              </w:rPr>
+            </w:pPr>
+            <w:r>
+              <w:rPr>
+                <w:rFonts w:ascii="Proxima Nova" w:cs="Proxima Nova" w:eastAsia="Proxima Nova" w:hAnsi="Proxima Nova"/>
+                <w:b w:val="1"/>
+                <w:bCs w:val="1"/>
+                <w:rtl w:val="0"/>
+              </w:rPr>
+              <w:t xml:space="preserve">Application</w:t>
+            </w:r>
+            <w:r>
+              <w:rPr>
+                <w:rtl w:val="0"/>
+              </w:rPr>
+            </w:r>
+          </w:p>
+        </w:tc>
+        <w:tc>
+          <w:tcPr>
+            <w:tcBorders>
+              <w:top w:color="000000" w:space="0" w:sz="8" w:val="single"/>
+              <w:left w:color="000000" w:space="0" w:sz="8" w:val="single"/>
+              <w:bottom w:color="000000" w:space="0" w:sz="8" w:val="single"/>
+              <w:right w:color="000000" w:space="0" w:sz="8" w:val="single"/>
+            </w:tcBorders>
+            <w:tcMar>
+              <w:top w:w="100.0" w:type="dxa"/>
+              <w:left w:w="100.0" w:type="dxa"/>
+              <w:bottom w:w="100.0" w:type="dxa"/>
+              <w:right w:w="100.0" w:type="dxa"/>
+            </w:tcMar>
+            <w:vAlign w:val="top"/>
+          </w:tcPr>
+          <w:p>
+            <w:pPr>
+              <w:spacing w:line="240" w:lineRule="auto"/>
+              <w:rPr>
+                <w:rFonts w:ascii="Proxima Nova" w:cs="Proxima Nova" w:eastAsia="Proxima Nova" w:hAnsi="Proxima Nova"/>
+              </w:rPr>
+            </w:pPr>
+            <w:r>
+              <w:rPr>
+                <w:rFonts w:ascii="Proxima Nova" w:cs="Proxima Nova" w:eastAsia="Proxima Nova" w:hAnsi="Proxima Nova"/>
+                <w:rtl w:val="0"/>
+              </w:rPr>
+              <w:t xml:space="preserve">Python + FastAPI</w:t>
+            </w:r>
+          </w:p>
+        </w:tc>
+        <w:tc>
+          <w:tcPr>
+            <w:tcBorders>
+              <w:top w:color="000000" w:space="0" w:sz="8" w:val="single"/>
+              <w:left w:color="000000" w:space="0" w:sz="8" w:val="single"/>
+              <w:bottom w:color="000000" w:space="0" w:sz="8" w:val="single"/>
+              <w:right w:color="000000" w:space="0" w:sz="8" w:val="single"/>
+            </w:tcBorders>
+            <w:tcMar>
+              <w:top w:w="100.0" w:type="dxa"/>
+              <w:left w:w="100.0" w:type="dxa"/>
+              <w:bottom w:w="100.0" w:type="dxa"/>
+              <w:right w:w="100.0" w:type="dxa"/>
+            </w:tcMar>
+            <w:vAlign w:val="top"/>
+          </w:tcPr>
+          <w:p>
+            <w:pPr>
+              <w:spacing w:line="240" w:lineRule="auto"/>
+              <w:rPr>
+                <w:rFonts w:ascii="Proxima Nova" w:cs="Proxima Nova" w:eastAsia="Proxima Nova" w:hAnsi="Proxima Nova"/>
+              </w:rPr>
+            </w:pPr>
+            <w:r>
+              <w:rPr>
+                <w:rFonts w:ascii="Proxima Nova" w:cs="Proxima Nova" w:eastAsia="Proxima Nova" w:hAnsi="Proxima Nova"/>
+                <w:rtl w:val="0"/>
+              </w:rPr>
+              <w:t xml:space="preserve">FastAPI permet de créer rapidement les connexions entre l'interface et la base de données. </w:t>
+            </w:r>
+          </w:p>
+        </w:tc>
+      </w:tr>
+      <w:tr>
+        <w:trPr>
+          <w:cantSplit w:val="0"/>
+          <w:tblHeader w:val="0"/>
+        </w:trPr>
+        <w:tc>
+          <w:tcPr>
+            <w:tcBorders>
+              <w:top w:color="000000" w:space="0" w:sz="8" w:val="single"/>
+              <w:left w:color="000000" w:space="0" w:sz="8" w:val="single"/>
+              <w:bottom w:color="000000" w:space="0" w:sz="8" w:val="single"/>
+              <w:right w:color="000000" w:space="0" w:sz="8" w:val="single"/>
+            </w:tcBorders>
+            <w:tcMar>
+              <w:top w:w="100.0" w:type="dxa"/>
+              <w:left w:w="100.0" w:type="dxa"/>
+              <w:bottom w:w="100.0" w:type="dxa"/>
+              <w:right w:w="100.0" w:type="dxa"/>
+            </w:tcMar>
+            <w:vAlign w:val="top"/>
+          </w:tcPr>
+          <w:p>
+            <w:pPr>
+              <w:spacing w:line="240" w:lineRule="auto"/>
+              <w:rPr>
+                <w:rFonts w:ascii="Proxima Nova" w:cs="Proxima Nova" w:eastAsia="Proxima Nova" w:hAnsi="Proxima Nova"/>
+              </w:rPr>
+            </w:pPr>
+            <w:r>
+              <w:rPr>
+                <w:rFonts w:ascii="Proxima Nova" w:cs="Proxima Nova" w:eastAsia="Proxima Nova" w:hAnsi="Proxima Nova"/>
+                <w:b w:val="1"/>
+                <w:bCs w:val="1"/>
+                <w:rtl w:val="0"/>
+              </w:rPr>
+              <w:t xml:space="preserve">Persistance &amp; Infrastructure (base de données)</w:t>
+            </w:r>
+            <w:r>
+              <w:rPr>
+                <w:rtl w:val="0"/>
+              </w:rPr>
+            </w:r>
+          </w:p>
+        </w:tc>
+        <w:tc>
+          <w:tcPr>
+            <w:tcBorders>
+              <w:top w:color="000000" w:space="0" w:sz="8" w:val="single"/>
+              <w:left w:color="000000" w:space="0" w:sz="8" w:val="single"/>
+              <w:bottom w:color="000000" w:space="0" w:sz="8" w:val="single"/>
+              <w:right w:color="000000" w:space="0" w:sz="8" w:val="single"/>
+            </w:tcBorders>
+            <w:tcMar>
+              <w:top w:w="100.0" w:type="dxa"/>
+              <w:left w:w="100.0" w:type="dxa"/>
+              <w:bottom w:w="100.0" w:type="dxa"/>
+              <w:right w:w="100.0" w:type="dxa"/>
+            </w:tcMar>
+            <w:vAlign w:val="top"/>
+          </w:tcPr>
+          <w:p>
+            <w:pPr>
+              <w:spacing w:line="240" w:lineRule="auto"/>
+              <w:rPr>
+                <w:rFonts w:ascii="Proxima Nova" w:cs="Proxima Nova" w:eastAsia="Proxima Nova" w:hAnsi="Proxima Nova"/>
+              </w:rPr>
+            </w:pPr>
+            <w:r>
+              <w:rPr>
+                <w:rFonts w:ascii="Proxima Nova" w:cs="Proxima Nova" w:eastAsia="Proxima Nova" w:hAnsi="Proxima Nova"/>
+                <w:rtl w:val="0"/>
+              </w:rPr>
+              <w:t xml:space="preserve">SQLite (fichier local)</w:t>
+            </w:r>
+          </w:p>
+        </w:tc>
+        <w:tc>
+          <w:tcPr>
+            <w:tcBorders>
+              <w:top w:color="000000" w:space="0" w:sz="8" w:val="single"/>
+              <w:left w:color="000000" w:space="0" w:sz="8" w:val="single"/>
+              <w:bottom w:color="000000" w:space="0" w:sz="8" w:val="single"/>
+              <w:right w:color="000000" w:space="0" w:sz="8" w:val="single"/>
+            </w:tcBorders>
+            <w:tcMar>
+              <w:top w:w="100.0" w:type="dxa"/>
+              <w:left w:w="100.0" w:type="dxa"/>
+              <w:bottom w:w="100.0" w:type="dxa"/>
+              <w:right w:w="100.0" w:type="dxa"/>
+            </w:tcMar>
+            <w:vAlign w:val="top"/>
+          </w:tcPr>
+          <w:p>
+            <w:pPr>
+              <w:spacing w:line="240" w:lineRule="auto"/>
+              <w:rPr>
+                <w:rFonts w:ascii="Proxima Nova" w:cs="Proxima Nova" w:eastAsia="Proxima Nova" w:hAnsi="Proxima Nova"/>
+              </w:rPr>
+            </w:pPr>
+            <w:r>
+              <w:rPr>
+                <w:rFonts w:ascii="Proxima Nova" w:cs="Proxima Nova" w:eastAsia="Proxima Nova" w:hAnsi="Proxima Nova"/>
+                <w:rtl w:val="0"/>
+              </w:rPr>
+              <w:t xml:space="preserve">Solution légère qui ne nécessite aucune installation complexe : toutes les données sont stockées dans un seul fichier.</w:t>
+            </w:r>
+          </w:p>
+        </w:tc>
+      </w:tr>
+      <w:tr>
+        <w:trPr>
+          <w:cantSplit w:val="0"/>
+          <w:tblHeader w:val="0"/>
+        </w:trPr>
+        <w:tc>
+          <w:tcPr>
+            <w:tcBorders>
+              <w:top w:color="000000" w:space="0" w:sz="8" w:val="single"/>
+              <w:left w:color="000000" w:space="0" w:sz="8" w:val="single"/>
+              <w:bottom w:color="000000" w:space="0" w:sz="8" w:val="single"/>
+              <w:right w:color="000000" w:space="0" w:sz="8" w:val="single"/>
+            </w:tcBorders>
+            <w:tcMar>
+              <w:top w:w="100.0" w:type="dxa"/>
+              <w:left w:w="100.0" w:type="dxa"/>
+              <w:bottom w:w="100.0" w:type="dxa"/>
+              <w:right w:w="100.0" w:type="dxa"/>
+            </w:tcMar>
+            <w:vAlign w:val="top"/>
+          </w:tcPr>
+          <w:p>
+            <w:pPr>
+              <w:spacing w:line="240" w:lineRule="auto"/>
+              <w:rPr>
+                <w:rFonts w:ascii="Proxima Nova" w:cs="Proxima Nova" w:eastAsia="Proxima Nova" w:hAnsi="Proxima Nova"/>
+              </w:rPr>
+            </w:pPr>
+            <w:r>
+              <w:rPr>
+                <w:rFonts w:ascii="Proxima Nova" w:cs="Proxima Nova" w:eastAsia="Proxima Nova" w:hAnsi="Proxima Nova"/>
+                <w:b w:val="1"/>
+                <w:bCs w:val="1"/>
+                <w:rtl w:val="0"/>
+              </w:rPr>
+              <w:t xml:space="preserve">Application (blockchain (simulée)</w:t>
+            </w:r>
+            <w:r>
+              <w:rPr>
+                <w:rtl w:val="0"/>
+              </w:rPr>
+            </w:r>
+          </w:p>
+        </w:tc>
+        <w:tc>
+          <w:tcPr>
+            <w:tcBorders>
+              <w:top w:color="000000" w:space="0" w:sz="8" w:val="single"/>
+              <w:left w:color="000000" w:space="0" w:sz="8" w:val="single"/>
+              <w:bottom w:color="000000" w:space="0" w:sz="8" w:val="single"/>
+              <w:right w:color="000000" w:space="0" w:sz="8" w:val="single"/>
+            </w:tcBorders>
+            <w:tcMar>
+              <w:top w:w="100.0" w:type="dxa"/>
+              <w:left w:w="100.0" w:type="dxa"/>
+              <w:bottom w:w="100.0" w:type="dxa"/>
+              <w:right w:w="100.0" w:type="dxa"/>
+            </w:tcMar>
+            <w:vAlign w:val="top"/>
+          </w:tcPr>
+          <w:p>
+            <w:pPr>
+              <w:spacing w:line="240" w:lineRule="auto"/>
+              <w:rPr>
+                <w:rFonts w:ascii="Proxima Nova" w:cs="Proxima Nova" w:eastAsia="Proxima Nova" w:hAnsi="Proxima Nova"/>
+              </w:rPr>
+            </w:pPr>
+            <w:r>
+              <w:rPr>
+                <w:rFonts w:ascii="Nova Mono" w:cs="Nova Mono" w:eastAsia="Nova Mono" w:hAnsi="Nova Mono"/>
+                <w:rtl w:val="0"/>
+              </w:rPr>
+              <w:t xml:space="preserve">Fonction anchor() → hash SHA-256</w:t>
+            </w:r>
+          </w:p>
+        </w:tc>
+        <w:tc>
+          <w:tcPr>
+            <w:tcBorders>
+              <w:top w:color="000000" w:space="0" w:sz="8" w:val="single"/>
+              <w:left w:color="000000" w:space="0" w:sz="8" w:val="single"/>
+              <w:bottom w:color="000000" w:space="0" w:sz="8" w:val="single"/>
+              <w:right w:color="000000" w:space="0" w:sz="8" w:val="single"/>
+            </w:tcBorders>
+            <w:tcMar>
+              <w:top w:w="100.0" w:type="dxa"/>
+              <w:left w:w="100.0" w:type="dxa"/>
+              <w:bottom w:w="100.0" w:type="dxa"/>
+              <w:right w:w="100.0" w:type="dxa"/>
+            </w:tcMar>
+            <w:vAlign w:val="top"/>
+          </w:tcPr>
+          <w:p>
+            <w:pPr>
+              <w:spacing w:line="240" w:lineRule="auto"/>
+              <w:rPr>
+                <w:rFonts w:ascii="Proxima Nova" w:cs="Proxima Nova" w:eastAsia="Proxima Nova" w:hAnsi="Proxima Nova"/>
+              </w:rPr>
+            </w:pPr>
+            <w:r>
+              <w:rPr>
+                <w:rFonts w:ascii="Proxima Nova" w:cs="Proxima Nova" w:eastAsia="Proxima Nova" w:hAnsi="Proxima Nova"/>
+                <w:rtl w:val="0"/>
+              </w:rPr>
+              <w:t xml:space="preserve">Permet de garantir qu'une donnée n'a pas été modifiée après enregistrement, comme un cachet numérique. La partie simulée pourra être remplacée par une vraie blockchain plus tard sans tout recoder. </w:t>
+            </w:r>
+          </w:p>
+        </w:tc>
+      </w:tr>
+      <w:tr>
+        <w:trPr>
+          <w:cantSplit w:val="0"/>
+          <w:tblHeader w:val="0"/>
+        </w:trPr>
+        <w:tc>
+          <w:tcPr>
+            <w:tcBorders>
+              <w:top w:color="000000" w:space="0" w:sz="8" w:val="single"/>
+              <w:left w:color="000000" w:space="0" w:sz="8" w:val="single"/>
+              <w:bottom w:color="000000" w:space="0" w:sz="8" w:val="single"/>
+              <w:right w:color="000000" w:space="0" w:sz="8" w:val="single"/>
+            </w:tcBorders>
+            <w:tcMar>
+              <w:top w:w="100.0" w:type="dxa"/>
+              <w:left w:w="100.0" w:type="dxa"/>
+              <w:bottom w:w="100.0" w:type="dxa"/>
+              <w:right w:w="100.0" w:type="dxa"/>
+            </w:tcMar>
+            <w:vAlign w:val="top"/>
+          </w:tcPr>
+          <w:p>
+            <w:pPr>
+              <w:spacing w:line="240" w:lineRule="auto"/>
+              <w:rPr>
+                <w:rFonts w:ascii="Proxima Nova" w:cs="Proxima Nova" w:eastAsia="Proxima Nova" w:hAnsi="Proxima Nova"/>
+                <w:b w:val="1"/>
+                <w:bCs w:val="1"/>
+              </w:rPr>
+            </w:pPr>
+            <w:r>
+              <w:rPr>
+                <w:rFonts w:ascii="Proxima Nova" w:cs="Proxima Nova" w:eastAsia="Proxima Nova" w:hAnsi="Proxima Nova"/>
+                <w:b w:val="1"/>
+                <w:bCs w:val="1"/>
+                <w:rtl w:val="0"/>
+              </w:rPr>
+              <w:t xml:space="preserve">RAG</w:t>
+            </w:r>
+          </w:p>
+        </w:tc>
+        <w:tc>
+          <w:tcPr>
+            <w:tcBorders>
+              <w:top w:color="000000" w:space="0" w:sz="8" w:val="single"/>
+              <w:left w:color="000000" w:space="0" w:sz="8" w:val="single"/>
+              <w:bottom w:color="000000" w:space="0" w:sz="8" w:val="single"/>
+              <w:right w:color="000000" w:space="0" w:sz="8" w:val="single"/>
+            </w:tcBorders>
+            <w:tcMar>
+              <w:top w:w="100.0" w:type="dxa"/>
+              <w:left w:w="100.0" w:type="dxa"/>
+              <w:bottom w:w="100.0" w:type="dxa"/>
+              <w:right w:w="100.0" w:type="dxa"/>
+            </w:tcMar>
+            <w:vAlign w:val="top"/>
+          </w:tcPr>
+          <w:p>
+            <w:pPr>
+              <w:spacing w:line="240" w:lineRule="auto"/>
+              <w:rPr>
+                <w:rFonts w:ascii="Proxima Nova" w:cs="Proxima Nova" w:eastAsia="Proxima Nova" w:hAnsi="Proxima Nova"/>
+              </w:rPr>
+            </w:pPr>
+            <w:r>
+              <w:rPr>
+                <w:rFonts w:ascii="Proxima Nova" w:cs="Proxima Nova" w:eastAsia="Proxima Nova" w:hAnsi="Proxima Nova"/>
+                <w:rtl w:val="0"/>
+              </w:rPr>
+              <w:t xml:space="preserve">LLM Hugging Face et ChromaDB</w:t>
+            </w:r>
+          </w:p>
+        </w:tc>
+        <w:tc>
+          <w:tcPr>
+            <w:tcBorders>
+              <w:top w:color="000000" w:space="0" w:sz="8" w:val="single"/>
+              <w:left w:color="000000" w:space="0" w:sz="8" w:val="single"/>
+              <w:bottom w:color="000000" w:space="0" w:sz="8" w:val="single"/>
+              <w:right w:color="000000" w:space="0" w:sz="8" w:val="single"/>
+            </w:tcBorders>
+            <w:tcMar>
+              <w:top w:w="100.0" w:type="dxa"/>
+              <w:left w:w="100.0" w:type="dxa"/>
+              <w:bottom w:w="100.0" w:type="dxa"/>
+              <w:right w:w="100.0" w:type="dxa"/>
+            </w:tcMar>
+            <w:vAlign w:val="top"/>
+          </w:tcPr>
+          <w:p>
+            <w:pPr>
+              <w:spacing w:line="240" w:lineRule="auto"/>
+              <w:rPr>
+                <w:rFonts w:ascii="Proxima Nova" w:cs="Proxima Nova" w:eastAsia="Proxima Nova" w:hAnsi="Proxima Nova"/>
+              </w:rPr>
+            </w:pPr>
+            <w:r>
+              <w:rPr>
+                <w:rFonts w:ascii="Proxima Nova" w:cs="Proxima Nova" w:eastAsia="Proxima Nova" w:hAnsi="Proxima Nova"/>
+                <w:rtl w:val="0"/>
+              </w:rPr>
+              <w:t xml:space="preserve">Le modèle de HuggingFace va chercher les informations dans la base de données du site pour répondre aux questions des utilisateurs. Il est couplé à des fonctions mathématiques de somme, min, max… pour répondre à des interrogations précises. </w:t>
+            </w:r>
+          </w:p>
+        </w:tc>
+      </w:tr>
+      <w:tr>
+        <w:trPr>
+          <w:cantSplit w:val="0"/>
+          <w:tblHeader w:val="0"/>
+        </w:trPr>
+        <w:tc>
+          <w:tcPr>
+            <w:tcBorders>
+              <w:top w:color="000000" w:space="0" w:sz="8" w:val="single"/>
+              <w:left w:color="000000" w:space="0" w:sz="8" w:val="single"/>
+              <w:bottom w:color="000000" w:space="0" w:sz="8" w:val="single"/>
+              <w:right w:color="000000" w:space="0" w:sz="8" w:val="single"/>
+            </w:tcBorders>
+            <w:tcMar>
+              <w:top w:w="100.0" w:type="dxa"/>
+              <w:left w:w="100.0" w:type="dxa"/>
+              <w:bottom w:w="100.0" w:type="dxa"/>
+              <w:right w:w="100.0" w:type="dxa"/>
+            </w:tcMar>
+            <w:vAlign w:val="top"/>
+          </w:tcPr>
+          <w:p>
+            <w:pPr>
+              <w:spacing w:line="240" w:lineRule="auto"/>
+              <w:rPr>
+                <w:rFonts w:ascii="Proxima Nova" w:cs="Proxima Nova" w:eastAsia="Proxima Nova" w:hAnsi="Proxima Nova"/>
+              </w:rPr>
+            </w:pPr>
+            <w:r>
+              <w:rPr>
+                <w:rFonts w:ascii="Proxima Nova" w:cs="Proxima Nova" w:eastAsia="Proxima Nova" w:hAnsi="Proxima Nova"/>
+                <w:b w:val="1"/>
+                <w:bCs w:val="1"/>
+                <w:rtl w:val="0"/>
+              </w:rPr>
+              <w:t xml:space="preserve">Persistance &amp; Infrastructure (QR Code)</w:t>
+            </w:r>
+            <w:r>
+              <w:rPr>
+                <w:rtl w:val="0"/>
+              </w:rPr>
+            </w:r>
+          </w:p>
+        </w:tc>
+        <w:tc>
+          <w:tcPr>
+            <w:tcBorders>
+              <w:top w:color="000000" w:space="0" w:sz="8" w:val="single"/>
+              <w:left w:color="000000" w:space="0" w:sz="8" w:val="single"/>
+              <w:bottom w:color="000000" w:space="0" w:sz="8" w:val="single"/>
+              <w:right w:color="000000" w:space="0" w:sz="8" w:val="single"/>
+            </w:tcBorders>
+            <w:tcMar>
+              <w:top w:w="100.0" w:type="dxa"/>
+              <w:left w:w="100.0" w:type="dxa"/>
+              <w:bottom w:w="100.0" w:type="dxa"/>
+              <w:right w:w="100.0" w:type="dxa"/>
+            </w:tcMar>
+            <w:vAlign w:val="top"/>
+          </w:tcPr>
+          <w:p>
+            <w:pPr>
+              <w:spacing w:line="240" w:lineRule="auto"/>
+              <w:rPr>
+                <w:rFonts w:ascii="Proxima Nova" w:cs="Proxima Nova" w:eastAsia="Proxima Nova" w:hAnsi="Proxima Nova"/>
+              </w:rPr>
+            </w:pPr>
+            <w:r>
+              <w:rPr>
+                <w:rFonts w:ascii="Proxima Nova" w:cs="Proxima Nova" w:eastAsia="Proxima Nova" w:hAnsi="Proxima Nova"/>
+                <w:rtl w:val="0"/>
+              </w:rPr>
+              <w:t xml:space="preserve">Librairie qrcode (Python)</w:t>
+            </w:r>
+          </w:p>
+        </w:tc>
+        <w:tc>
+          <w:tcPr>
+            <w:tcBorders>
+              <w:top w:color="000000" w:space="0" w:sz="8" w:val="single"/>
+              <w:left w:color="000000" w:space="0" w:sz="8" w:val="single"/>
+              <w:bottom w:color="000000" w:space="0" w:sz="8" w:val="single"/>
+              <w:right w:color="000000" w:space="0" w:sz="8" w:val="single"/>
+            </w:tcBorders>
+            <w:tcMar>
+              <w:top w:w="100.0" w:type="dxa"/>
+              <w:left w:w="100.0" w:type="dxa"/>
+              <w:bottom w:w="100.0" w:type="dxa"/>
+              <w:right w:w="100.0" w:type="dxa"/>
+            </w:tcMar>
+            <w:vAlign w:val="top"/>
+          </w:tcPr>
+          <w:p>
+            <w:pPr>
+              <w:spacing w:line="240" w:lineRule="auto"/>
+              <w:rPr>
+                <w:rFonts w:ascii="Proxima Nova" w:cs="Proxima Nova" w:eastAsia="Proxima Nova" w:hAnsi="Proxima Nova"/>
+              </w:rPr>
+            </w:pPr>
+            <w:r>
+              <w:rPr>
+                <w:rFonts w:ascii="Proxima Nova" w:cs="Proxima Nova" w:eastAsia="Proxima Nova" w:hAnsi="Proxima Nova"/>
+                <w:rtl w:val="0"/>
+              </w:rPr>
+              <w:t xml:space="preserve">Génère automatiquement un QR code unique pour chaque produit, lié à une adresse web permanente. Le consommateur n'a qu'à scanner pour accéder aux informations. </w:t>
+            </w:r>
+          </w:p>
+        </w:tc>
+      </w:tr>
+    </w:tbl>
+    <w:p>
+      <w:pPr>
+        <w:pStyle w:val="Heading1"/>
+        <w:keepNext w:val="0"/>
+        <w:keepLines w:val="0"/>
+        <w:spacing w:after="80" w:before="240" w:lineRule="auto"/>
+        <w:jc w:val="center"/>
+        <w:rPr>
+          <w:sz w:val="28"/>
+          <w:szCs w:val="28"/>
+        </w:rPr>
+      </w:pPr>
+      <w:bookmarkStart w:colFirst="0" w:colLast="0" w:name="_elqs8cfed245" w:id="5"/>
+      <w:bookmarkEnd w:id="5"/>
+      <w:r>
+        <w:rPr>
+          <w:rFonts w:ascii="Proxima Nova" w:cs="Proxima Nova" w:eastAsia="Proxima Nova" w:hAnsi="Proxima Nova"/>
+          <w:sz w:val="20"/>
+          <w:szCs w:val="20"/>
+          <w:rtl w:val="0"/>
+        </w:rPr>
+        <w:t xml:space="preserve">Tableau n°1 : Justification des choix</w:t>
+      </w:r>
+      <w:r>
+        <w:rPr>
+          <w:rtl w:val="0"/>
+        </w:rPr>
       </w:r>
     </w:p>
     <w:sectPr>
-      <w:headerReference r:id="rId7" w:type="default"/>
+      <w:headerReference r:id="rId9" w:type="default"/>
       <w:pgSz w:h="16834" w:w="11909" w:orient="portrait"/>
       <w:pgMar w:bottom="1440" w:top="1440" w:left="1440" w:right="1440" w:header="720" w:footer="720"/>
       <w:pgNumType w:start="1"/>
@@ -690,7 +1918,7 @@
       <w:rPr/>
       <w:pict>
         <v:shape id="WordPictureWatermark1" style="position:absolute;width:113.25pt;height:60.75pt;rotation:0;z-index:-503316481;mso-position-horizontal-relative:margin;mso-position-horizontal:absolute;margin-left:-59.25pt;mso-position-vertical-relative:margin;mso-position-vertical:absolute;margin-top:-52.5pt;" alt="" type="#_x0000_t75">
-          <v:imagedata cropbottom="13509f" cropleft="9195f" cropright="13697f" croptop="11388f" r:id="rId1" o:title="image2.png"/>
+          <v:imagedata cropbottom="13509f" cropleft="9195f" cropright="13697f" croptop="11388f" r:id="rId1" o:title="image3.png"/>
         </v:shape>
       </w:pict>
     </w:r>
@@ -704,7 +1932,121 @@
 </file>
 
 <file path=word/numbering.xml><?xml version="1.0" encoding="utf-8"?>
-<w:numbering xmlns:mc="http://schemas.openxmlformats.org/markup-compatibility/2006" xmlns:o="urn:schemas-microsoft-com:office:office" xmlns:r="http://schemas.openxmlformats.org/officeDocument/2006/relationships" xmlns:m="http://schemas.openxmlformats.org/officeDocument/2006/math" xmlns:v="urn:schemas-microsoft-com:vml" xmlns:wp="http://schemas.openxmlformats.org/drawingml/2006/wordprocessingDrawing" xmlns:w10="urn:schemas-microsoft-com:office:word" xmlns:w="http://schemas.openxmlformats.org/wordprocessingml/2006/main" xmlns:wne="http://schemas.microsoft.com/office/word/2006/wordml" xmlns:sl="http://schemas.openxmlformats.org/schemaLibrary/2006/main" xmlns:a="http://schemas.openxmlformats.org/drawingml/2006/main" xmlns:pic="http://schemas.openxmlformats.org/drawingml/2006/picture" xmlns:c="http://schemas.openxmlformats.org/drawingml/2006/chart" xmlns:lc="http://schemas.openxmlformats.org/drawingml/2006/lockedCanvas" xmlns:dgm="http://schemas.openxmlformats.org/drawingml/2006/diagram" xmlns:wps="http://schemas.microsoft.com/office/word/2010/wordprocessingShape" xmlns:wpg="http://schemas.microsoft.com/office/word/2010/wordprocessingGroup" xmlns:w14="http://schemas.microsoft.com/office/word/2010/wordml" xmlns:w15="http://schemas.microsoft.com/office/word/2012/wordml" xmlns:w16="http://schemas.microsoft.com/office/word/2018/wordml" xmlns:w16cex="http://schemas.microsoft.com/office/word/2018/wordml/cex" xmlns:w16cid="http://schemas.microsoft.com/office/word/2016/wordml/cid" xmlns="http://schemas.microsoft.com/office/tasks/2019/documenttasks" xmlns:cr="http://schemas.microsoft.com/office/comments/2020/reactions"/>
+<w:numbering xmlns:mc="http://schemas.openxmlformats.org/markup-compatibility/2006" xmlns:o="urn:schemas-microsoft-com:office:office" xmlns:r="http://schemas.openxmlformats.org/officeDocument/2006/relationships" xmlns:m="http://schemas.openxmlformats.org/officeDocument/2006/math" xmlns:v="urn:schemas-microsoft-com:vml" xmlns:wp="http://schemas.openxmlformats.org/drawingml/2006/wordprocessingDrawing" xmlns:w10="urn:schemas-microsoft-com:office:word" xmlns:w="http://schemas.openxmlformats.org/wordprocessingml/2006/main" xmlns:wne="http://schemas.microsoft.com/office/word/2006/wordml" xmlns:sl="http://schemas.openxmlformats.org/schemaLibrary/2006/main" xmlns:a="http://schemas.openxmlformats.org/drawingml/2006/main" xmlns:pic="http://schemas.openxmlformats.org/drawingml/2006/picture" xmlns:c="http://schemas.openxmlformats.org/drawingml/2006/chart" xmlns:lc="http://schemas.openxmlformats.org/drawingml/2006/lockedCanvas" xmlns:dgm="http://schemas.openxmlformats.org/drawingml/2006/diagram" xmlns:wps="http://schemas.microsoft.com/office/word/2010/wordprocessingShape" xmlns:wpg="http://schemas.microsoft.com/office/word/2010/wordprocessingGroup" xmlns:w14="http://schemas.microsoft.com/office/word/2010/wordml" xmlns:w15="http://schemas.microsoft.com/office/word/2012/wordml" xmlns:w16="http://schemas.microsoft.com/office/word/2018/wordml" xmlns:w16cex="http://schemas.microsoft.com/office/word/2018/wordml/cex" xmlns:w16cid="http://schemas.microsoft.com/office/word/2016/wordml/cid" xmlns="http://schemas.microsoft.com/office/tasks/2019/documenttasks" xmlns:cr="http://schemas.microsoft.com/office/comments/2020/reactions">
+  <w:abstractNum w:abstractNumId="1">
+    <w:lvl w:ilvl="0">
+      <w:start w:val="1"/>
+      <w:numFmt w:val="upperRoman"/>
+      <w:lvlText w:val="%1."/>
+      <w:lvlJc w:val="right"/>
+      <w:pPr>
+        <w:ind w:left="720" w:hanging="360"/>
+      </w:pPr>
+      <w:rPr>
+        <w:u w:val="none"/>
+      </w:rPr>
+    </w:lvl>
+    <w:lvl w:ilvl="1">
+      <w:start w:val="1"/>
+      <w:numFmt w:val="upperLetter"/>
+      <w:lvlText w:val="%2."/>
+      <w:lvlJc w:val="left"/>
+      <w:pPr>
+        <w:ind w:left="1440" w:hanging="360"/>
+      </w:pPr>
+      <w:rPr>
+        <w:u w:val="none"/>
+      </w:rPr>
+    </w:lvl>
+    <w:lvl w:ilvl="2">
+      <w:start w:val="1"/>
+      <w:numFmt w:val="decimal"/>
+      <w:lvlText w:val="%3."/>
+      <w:lvlJc w:val="left"/>
+      <w:pPr>
+        <w:ind w:left="2160" w:hanging="360"/>
+      </w:pPr>
+      <w:rPr>
+        <w:u w:val="none"/>
+      </w:rPr>
+    </w:lvl>
+    <w:lvl w:ilvl="3">
+      <w:start w:val="1"/>
+      <w:numFmt w:val="lowerLetter"/>
+      <w:lvlText w:val="%4)"/>
+      <w:lvlJc w:val="left"/>
+      <w:pPr>
+        <w:ind w:left="2880" w:hanging="360"/>
+      </w:pPr>
+      <w:rPr>
+        <w:u w:val="none"/>
+      </w:rPr>
+    </w:lvl>
+    <w:lvl w:ilvl="4">
+      <w:start w:val="1"/>
+      <w:numFmt w:val="decimal"/>
+      <w:lvlText w:val="(%5)"/>
+      <w:lvlJc w:val="left"/>
+      <w:pPr>
+        <w:ind w:left="3600" w:hanging="360"/>
+      </w:pPr>
+      <w:rPr>
+        <w:u w:val="none"/>
+      </w:rPr>
+    </w:lvl>
+    <w:lvl w:ilvl="5">
+      <w:start w:val="1"/>
+      <w:numFmt w:val="lowerLetter"/>
+      <w:lvlText w:val="(%6)"/>
+      <w:lvlJc w:val="left"/>
+      <w:pPr>
+        <w:ind w:left="4320" w:hanging="360"/>
+      </w:pPr>
+      <w:rPr>
+        <w:u w:val="none"/>
+      </w:rPr>
+    </w:lvl>
+    <w:lvl w:ilvl="6">
+      <w:start w:val="1"/>
+      <w:numFmt w:val="lowerRoman"/>
+      <w:lvlText w:val="(%7)"/>
+      <w:lvlJc w:val="right"/>
+      <w:pPr>
+        <w:ind w:left="5040" w:hanging="360"/>
+      </w:pPr>
+      <w:rPr>
+        <w:u w:val="none"/>
+      </w:rPr>
+    </w:lvl>
+    <w:lvl w:ilvl="7">
+      <w:start w:val="1"/>
+      <w:numFmt w:val="lowerLetter"/>
+      <w:lvlText w:val="(%8)"/>
+      <w:lvlJc w:val="left"/>
+      <w:pPr>
+        <w:ind w:left="5760" w:hanging="360"/>
+      </w:pPr>
+      <w:rPr>
+        <w:u w:val="none"/>
+      </w:rPr>
+    </w:lvl>
+    <w:lvl w:ilvl="8">
+      <w:start w:val="1"/>
+      <w:numFmt w:val="lowerRoman"/>
+      <w:lvlText w:val="(%9)"/>
+      <w:lvlJc w:val="right"/>
+      <w:pPr>
+        <w:ind w:left="6480" w:hanging="360"/>
+      </w:pPr>
+      <w:rPr>
+        <w:u w:val="none"/>
+      </w:rPr>
+    </w:lvl>
+  </w:abstractNum>
+  <w:num w:numId="1">
+    <w:abstractNumId w:val="1"/>
+  </w:num>
+</w:numbering>
 </file>
 
 <file path=word/styles.xml><?xml version="1.0" encoding="utf-8"?>
@@ -871,6 +2213,50 @@
       <w:sz w:val="30"/>
       <w:szCs w:val="30"/>
     </w:rPr>
+  </w:style>
+  <w:style w:type="table" w:styleId="Table1">
+    <w:basedOn w:val="TableNormal"/>
+    <w:tblPr>
+      <w:tblStyleRowBandSize w:val="1"/>
+      <w:tblStyleColBandSize w:val="1"/>
+      <w:tblCellMar/>
+    </w:tblPr>
+    <w:tblStylePr w:type="band1Horz">
+      <w:tcPr/>
+    </w:tblStylePr>
+    <w:tblStylePr w:type="band1Vert">
+      <w:tcPr/>
+    </w:tblStylePr>
+    <w:tblStylePr w:type="band2Horz">
+      <w:tcPr/>
+    </w:tblStylePr>
+    <w:tblStylePr w:type="band2Vert">
+      <w:tcPr/>
+    </w:tblStylePr>
+    <w:tblStylePr w:type="firstCol">
+      <w:tcPr/>
+    </w:tblStylePr>
+    <w:tblStylePr w:type="firstRow">
+      <w:tcPr/>
+    </w:tblStylePr>
+    <w:tblStylePr w:type="lastCol">
+      <w:tcPr/>
+    </w:tblStylePr>
+    <w:tblStylePr w:type="lastRow">
+      <w:tcPr/>
+    </w:tblStylePr>
+    <w:tblStylePr w:type="neCell">
+      <w:tcPr/>
+    </w:tblStylePr>
+    <w:tblStylePr w:type="nwCell">
+      <w:tcPr/>
+    </w:tblStylePr>
+    <w:tblStylePr w:type="seCell">
+      <w:tcPr/>
+    </w:tblStylePr>
+    <w:tblStylePr w:type="swCell">
+      <w:tcPr/>
+    </w:tblStylePr>
   </w:style>
 </w:styles>
 </file>
